--- a/artifacts/FIN-40/build/mnpi-flagged-draft.docx
+++ b/artifacts/FIN-40/build/mnpi-flagged-draft.docx
@@ -404,7 +404,19 @@
         <w:pStyle w:val="FirstParagraph"/>
       </w:pPr>
       <w:r>
-        <w:t xml:space="preserve">Two figures are marked below. Both are draft, both are unreleased, and both are subject to close adjustments.</w:t>
+        <w:t xml:space="preserve">Two figures are marked below. Each names the subtotal it is, because a board pack that says</w:t>
+      </w:r>
+      <w:r>
+        <w:t xml:space="preserve"> </w:t>
+      </w:r>
+      <w:r>
+        <w:t xml:space="preserve">“the loss”</w:t>
+      </w:r>
+      <w:r>
+        <w:t xml:space="preserve"> </w:t>
+      </w:r>
+      <w:r>
+        <w:t xml:space="preserve">without saying which line it read is not reporting, it is rounding. Both are draft, both are unreleased, and both are subject to close adjustments.</w:t>
       </w:r>
     </w:p>
     <w:p>
@@ -416,7 +428,7 @@
         </w:numPr>
       </w:pPr>
       <w:r>
-        <w:t xml:space="preserve">Revenue for the quarter is approximately 12.2 million. Draft, unreleased, subject to close adjustments.</w:t>
+        <w:t xml:space="preserve">Total revenue for the quarter, including interest income and net of discounts and credits, is approximately 12.2 million. Draft, unreleased, subject to close adjustments.</w:t>
       </w:r>
     </w:p>
     <w:p>
@@ -428,7 +440,7 @@
         </w:numPr>
       </w:pPr>
       <w:r>
-        <w:t xml:space="preserve">The quarter closes at an operating loss of approximately 5.4 million. Draft, unreleased, subject to close adjustments.</w:t>
+        <w:t xml:space="preserve">The quarter closes at a net loss of approximately 5.2 million, after all operating expense and after the interest income above. Draft, unreleased, subject to close adjustments.</w:t>
       </w:r>
     </w:p>
     <w:p>
@@ -436,7 +448,7 @@
         <w:pStyle w:val="FirstParagraph"/>
       </w:pPr>
       <w:r>
-        <w:t xml:space="preserve">Figures are rounded for the board’s reading. The schedules carry them to the cent, and the March close reconciliations support them: the cash reconciliation completed inside the close window and its open items are timing differences rather than losses.</w:t>
+        <w:t xml:space="preserve">Figures are rounded to the nearest hundred thousand for the board’s reading. The schedules carry them to the cent, and the March close reconciliations support them: the cash reconciliation completed inside the close window and its open items are timing differences rather than losses.</w:t>
       </w:r>
     </w:p>
     <w:bookmarkEnd w:id="12"/>
